--- a/worksheets/W2_PlanB匿名事件卡與六句_學生版.docx
+++ b/worksheets/W2_PlanB匿名事件卡與六句_學生版.docx
@@ -11,7 +11,7 @@
       </w:pPr>
       <w:r>
         <w:rPr>
-          <w:rFonts w:ascii="JetBrains Mono" w:hAnsi="JetBrains Mono" w:eastAsia="PingFang TC"/>
+          <w:rFonts w:ascii="JetBrains Mono" w:hAnsi="JetBrains Mono" w:eastAsia="Arial Unicode MS"/>
           <w:b/>
           <w:i w:val="0"/>
           <w:color w:val="1D4ED8"/>
@@ -28,7 +28,7 @@
       </w:pPr>
       <w:r>
         <w:rPr>
-          <w:rFonts w:ascii="PingFang TC" w:hAnsi="PingFang TC" w:eastAsia="PingFang TC"/>
+          <w:rFonts w:ascii="Arial Unicode MS" w:hAnsi="Arial Unicode MS" w:eastAsia="Arial Unicode MS"/>
           <w:b/>
           <w:i w:val="0"/>
           <w:color w:val="1A2340"/>
@@ -45,7 +45,7 @@
       </w:pPr>
       <w:r>
         <w:rPr>
-          <w:rFonts w:ascii="PingFang TC" w:hAnsi="PingFang TC" w:eastAsia="PingFang TC"/>
+          <w:rFonts w:ascii="Arial Unicode MS" w:hAnsi="Arial Unicode MS" w:eastAsia="Arial Unicode MS"/>
           <w:b w:val="0"/>
           <w:i w:val="0"/>
           <w:color w:val="5B6573"/>
@@ -62,7 +62,7 @@
       </w:pPr>
       <w:r>
         <w:rPr>
-          <w:rFonts w:ascii="PingFang TC" w:hAnsi="PingFang TC" w:eastAsia="PingFang TC"/>
+          <w:rFonts w:ascii="Arial Unicode MS" w:hAnsi="Arial Unicode MS" w:eastAsia="Arial Unicode MS"/>
           <w:b w:val="0"/>
           <w:i w:val="0"/>
           <w:color w:val="5B6573"/>
@@ -72,7 +72,7 @@
       </w:r>
       <w:r>
         <w:rPr>
-          <w:rFonts w:ascii="JetBrains Mono" w:hAnsi="JetBrains Mono" w:eastAsia="PingFang TC"/>
+          <w:rFonts w:ascii="JetBrains Mono" w:hAnsi="JetBrains Mono" w:eastAsia="Arial Unicode MS"/>
           <w:b w:val="0"/>
           <w:i w:val="0"/>
           <w:color w:val="1A2340"/>
@@ -82,7 +82,7 @@
       </w:r>
       <w:r>
         <w:rPr>
-          <w:rFonts w:ascii="PingFang TC" w:hAnsi="PingFang TC" w:eastAsia="PingFang TC"/>
+          <w:rFonts w:ascii="Arial Unicode MS" w:hAnsi="Arial Unicode MS" w:eastAsia="Arial Unicode MS"/>
           <w:b w:val="0"/>
           <w:i w:val="0"/>
           <w:color w:val="5B6573"/>
@@ -92,7 +92,7 @@
       </w:r>
       <w:r>
         <w:rPr>
-          <w:rFonts w:ascii="JetBrains Mono" w:hAnsi="JetBrains Mono" w:eastAsia="PingFang TC"/>
+          <w:rFonts w:ascii="JetBrains Mono" w:hAnsi="JetBrains Mono" w:eastAsia="Arial Unicode MS"/>
           <w:b w:val="0"/>
           <w:i w:val="0"/>
           <w:color w:val="1A2340"/>
@@ -102,7 +102,7 @@
       </w:r>
       <w:r>
         <w:rPr>
-          <w:rFonts w:ascii="PingFang TC" w:hAnsi="PingFang TC" w:eastAsia="PingFang TC"/>
+          <w:rFonts w:ascii="Arial Unicode MS" w:hAnsi="Arial Unicode MS" w:eastAsia="Arial Unicode MS"/>
           <w:b w:val="0"/>
           <w:i w:val="0"/>
           <w:color w:val="5B6573"/>
@@ -112,7 +112,7 @@
       </w:r>
       <w:r>
         <w:rPr>
-          <w:rFonts w:ascii="JetBrains Mono" w:hAnsi="JetBrains Mono" w:eastAsia="PingFang TC"/>
+          <w:rFonts w:ascii="JetBrains Mono" w:hAnsi="JetBrains Mono" w:eastAsia="Arial Unicode MS"/>
           <w:b w:val="0"/>
           <w:i w:val="0"/>
           <w:color w:val="1A2340"/>
@@ -122,7 +122,7 @@
       </w:r>
       <w:r>
         <w:rPr>
-          <w:rFonts w:ascii="PingFang TC" w:hAnsi="PingFang TC" w:eastAsia="PingFang TC"/>
+          <w:rFonts w:ascii="Arial Unicode MS" w:hAnsi="Arial Unicode MS" w:eastAsia="Arial Unicode MS"/>
           <w:b w:val="0"/>
           <w:i w:val="0"/>
           <w:color w:val="5B6573"/>
@@ -132,7 +132,7 @@
       </w:r>
       <w:r>
         <w:rPr>
-          <w:rFonts w:ascii="JetBrains Mono" w:hAnsi="JetBrains Mono" w:eastAsia="PingFang TC"/>
+          <w:rFonts w:ascii="JetBrains Mono" w:hAnsi="JetBrains Mono" w:eastAsia="Arial Unicode MS"/>
           <w:b w:val="0"/>
           <w:i w:val="0"/>
           <w:color w:val="1A2340"/>
@@ -149,13 +149,13 @@
       </w:pPr>
       <w:r>
         <w:rPr>
-          <w:rFonts w:ascii="PingFang TC" w:hAnsi="PingFang TC" w:eastAsia="PingFang TC"/>
+          <w:rFonts w:ascii="Arial Unicode MS" w:hAnsi="Arial Unicode MS" w:eastAsia="Arial Unicode MS"/>
           <w:b w:val="0"/>
           <w:i w:val="0"/>
           <w:color w:val="5B6573"/>
           <w:sz w:val="22"/>
         </w:rPr>
-        <w:t>W2 是 0 分練習；保留這份個人查核至 W5 Gate 1。紙本提供材料，但句意理解、顏色選擇、依據核對與最後判斷由你負責。</w:t>
+        <w:t>W2 是 0 分練習；保留這份個人查核至 W5 學習關卡 1。紙本提供材料，但句意理解、顏色選擇、依據核對與最後判斷由你負責。</w:t>
       </w:r>
     </w:p>
     <w:p>
@@ -166,7 +166,7 @@
       </w:pPr>
       <w:r>
         <w:rPr>
-          <w:rFonts w:ascii="JetBrains Mono" w:hAnsi="JetBrains Mono" w:eastAsia="PingFang TC"/>
+          <w:rFonts w:ascii="JetBrains Mono" w:hAnsi="JetBrains Mono" w:eastAsia="Arial Unicode MS"/>
           <w:b/>
           <w:i w:val="0"/>
           <w:color w:val="1D4ED8"/>
@@ -176,7 +176,7 @@
       </w:r>
       <w:r>
         <w:rPr>
-          <w:rFonts w:ascii="PingFang TC" w:hAnsi="PingFang TC" w:eastAsia="PingFang TC"/>
+          <w:rFonts w:ascii="Arial Unicode MS" w:hAnsi="Arial Unicode MS" w:eastAsia="Arial Unicode MS"/>
           <w:b w:val="0"/>
           <w:i w:val="0"/>
           <w:color w:val="1D4ED8"/>
@@ -186,7 +186,7 @@
       </w:r>
       <w:r>
         <w:rPr>
-          <w:rFonts w:ascii="PingFang TC" w:hAnsi="PingFang TC" w:eastAsia="PingFang TC"/>
+          <w:rFonts w:ascii="Arial Unicode MS" w:hAnsi="Arial Unicode MS" w:eastAsia="Arial Unicode MS"/>
           <w:b/>
           <w:i w:val="0"/>
           <w:color w:val="1A2340"/>
@@ -233,7 +233,7 @@
             </w:pPr>
             <w:r>
               <w:rPr>
-                <w:rFonts w:ascii="PingFang TC" w:hAnsi="PingFang TC" w:eastAsia="PingFang TC"/>
+                <w:rFonts w:ascii="Arial Unicode MS" w:hAnsi="Arial Unicode MS" w:eastAsia="Arial Unicode MS"/>
                 <w:b w:val="0"/>
                 <w:i w:val="0"/>
                 <w:color w:val="1A2340"/>
@@ -253,7 +253,7 @@
       </w:pPr>
       <w:r>
         <w:rPr>
-          <w:rFonts w:ascii="PingFang TC" w:hAnsi="PingFang TC" w:eastAsia="PingFang TC"/>
+          <w:rFonts w:ascii="Arial Unicode MS" w:hAnsi="Arial Unicode MS" w:eastAsia="Arial Unicode MS"/>
           <w:b/>
           <w:i w:val="0"/>
           <w:color w:val="1D4ED8"/>
@@ -270,7 +270,7 @@
       </w:pPr>
       <w:r>
         <w:rPr>
-          <w:rFonts w:ascii="JetBrains Mono" w:hAnsi="JetBrains Mono" w:eastAsia="PingFang TC"/>
+          <w:rFonts w:ascii="JetBrains Mono" w:hAnsi="JetBrains Mono" w:eastAsia="Arial Unicode MS"/>
           <w:b/>
           <w:i w:val="0"/>
           <w:color w:val="1D4ED8"/>
@@ -280,7 +280,7 @@
       </w:r>
       <w:r>
         <w:rPr>
-          <w:rFonts w:ascii="PingFang TC" w:hAnsi="PingFang TC" w:eastAsia="PingFang TC"/>
+          <w:rFonts w:ascii="Arial Unicode MS" w:hAnsi="Arial Unicode MS" w:eastAsia="Arial Unicode MS"/>
           <w:b w:val="0"/>
           <w:i w:val="0"/>
           <w:color w:val="1D4ED8"/>
@@ -290,7 +290,7 @@
       </w:r>
       <w:r>
         <w:rPr>
-          <w:rFonts w:ascii="PingFang TC" w:hAnsi="PingFang TC" w:eastAsia="PingFang TC"/>
+          <w:rFonts w:ascii="Arial Unicode MS" w:hAnsi="Arial Unicode MS" w:eastAsia="Arial Unicode MS"/>
           <w:b/>
           <w:i w:val="0"/>
           <w:color w:val="1A2340"/>
@@ -307,7 +307,7 @@
       </w:pPr>
       <w:r>
         <w:rPr>
-          <w:rFonts w:ascii="PingFang TC" w:hAnsi="PingFang TC" w:eastAsia="PingFang TC"/>
+          <w:rFonts w:ascii="Arial Unicode MS" w:hAnsi="Arial Unicode MS" w:eastAsia="Arial Unicode MS"/>
           <w:b w:val="0"/>
           <w:i w:val="0"/>
           <w:color w:val="1A2340"/>
@@ -324,7 +324,7 @@
       </w:pPr>
       <w:r>
         <w:rPr>
-          <w:rFonts w:ascii="PingFang TC" w:hAnsi="PingFang TC" w:eastAsia="PingFang TC"/>
+          <w:rFonts w:ascii="Arial Unicode MS" w:hAnsi="Arial Unicode MS" w:eastAsia="Arial Unicode MS"/>
           <w:b w:val="0"/>
           <w:i w:val="0"/>
           <w:color w:val="1A2340"/>
@@ -341,7 +341,7 @@
       </w:pPr>
       <w:r>
         <w:rPr>
-          <w:rFonts w:ascii="PingFang TC" w:hAnsi="PingFang TC" w:eastAsia="PingFang TC"/>
+          <w:rFonts w:ascii="Arial Unicode MS" w:hAnsi="Arial Unicode MS" w:eastAsia="Arial Unicode MS"/>
           <w:b w:val="0"/>
           <w:i w:val="0"/>
           <w:color w:val="1A2340"/>
@@ -358,7 +358,7 @@
       </w:pPr>
       <w:r>
         <w:rPr>
-          <w:rFonts w:ascii="PingFang TC" w:hAnsi="PingFang TC" w:eastAsia="PingFang TC"/>
+          <w:rFonts w:ascii="Arial Unicode MS" w:hAnsi="Arial Unicode MS" w:eastAsia="Arial Unicode MS"/>
           <w:b w:val="0"/>
           <w:i w:val="0"/>
           <w:color w:val="1A2340"/>
@@ -375,7 +375,7 @@
       </w:pPr>
       <w:r>
         <w:rPr>
-          <w:rFonts w:ascii="PingFang TC" w:hAnsi="PingFang TC" w:eastAsia="PingFang TC"/>
+          <w:rFonts w:ascii="Arial Unicode MS" w:hAnsi="Arial Unicode MS" w:eastAsia="Arial Unicode MS"/>
           <w:b w:val="0"/>
           <w:i w:val="0"/>
           <w:color w:val="1A2340"/>
@@ -392,7 +392,7 @@
       </w:pPr>
       <w:r>
         <w:rPr>
-          <w:rFonts w:ascii="PingFang TC" w:hAnsi="PingFang TC" w:eastAsia="PingFang TC"/>
+          <w:rFonts w:ascii="Arial Unicode MS" w:hAnsi="Arial Unicode MS" w:eastAsia="Arial Unicode MS"/>
           <w:b w:val="0"/>
           <w:i w:val="0"/>
           <w:color w:val="1A2340"/>
@@ -409,7 +409,7 @@
       </w:pPr>
       <w:r>
         <w:rPr>
-          <w:rFonts w:ascii="JetBrains Mono" w:hAnsi="JetBrains Mono" w:eastAsia="PingFang TC"/>
+          <w:rFonts w:ascii="JetBrains Mono" w:hAnsi="JetBrains Mono" w:eastAsia="Arial Unicode MS"/>
           <w:b/>
           <w:i w:val="0"/>
           <w:color w:val="1D4ED8"/>
@@ -419,7 +419,7 @@
       </w:r>
       <w:r>
         <w:rPr>
-          <w:rFonts w:ascii="PingFang TC" w:hAnsi="PingFang TC" w:eastAsia="PingFang TC"/>
+          <w:rFonts w:ascii="Arial Unicode MS" w:hAnsi="Arial Unicode MS" w:eastAsia="Arial Unicode MS"/>
           <w:b w:val="0"/>
           <w:i w:val="0"/>
           <w:color w:val="1D4ED8"/>
@@ -429,7 +429,7 @@
       </w:r>
       <w:r>
         <w:rPr>
-          <w:rFonts w:ascii="PingFang TC" w:hAnsi="PingFang TC" w:eastAsia="PingFang TC"/>
+          <w:rFonts w:ascii="Arial Unicode MS" w:hAnsi="Arial Unicode MS" w:eastAsia="Arial Unicode MS"/>
           <w:b/>
           <w:i w:val="0"/>
           <w:color w:val="1A2340"/>
@@ -446,7 +446,7 @@
       </w:pPr>
       <w:r>
         <w:rPr>
-          <w:rFonts w:ascii="PingFang TC" w:hAnsi="PingFang TC" w:eastAsia="PingFang TC"/>
+          <w:rFonts w:ascii="Arial Unicode MS" w:hAnsi="Arial Unicode MS" w:eastAsia="Arial Unicode MS"/>
           <w:b w:val="0"/>
           <w:i w:val="0"/>
           <w:color w:val="5B6573"/>
@@ -463,7 +463,7 @@
       </w:pPr>
       <w:r>
         <w:rPr>
-          <w:rFonts w:ascii="PingFang TC" w:hAnsi="PingFang TC" w:eastAsia="PingFang TC"/>
+          <w:rFonts w:ascii="Arial Unicode MS" w:hAnsi="Arial Unicode MS" w:eastAsia="Arial Unicode MS"/>
           <w:b/>
           <w:i w:val="0"/>
           <w:color w:val="5B6573"/>
@@ -473,7 +473,7 @@
       </w:r>
       <w:r>
         <w:rPr>
-          <w:rFonts w:ascii="PingFang TC" w:hAnsi="PingFang TC" w:eastAsia="PingFang TC"/>
+          <w:rFonts w:ascii="Arial Unicode MS" w:hAnsi="Arial Unicode MS" w:eastAsia="Arial Unicode MS"/>
           <w:b w:val="0"/>
           <w:i w:val="0"/>
           <w:color w:val="7B8491"/>
@@ -483,7 +483,7 @@
       </w:r>
       <w:r>
         <w:rPr>
-          <w:rFonts w:ascii="PingFang TC" w:hAnsi="PingFang TC" w:eastAsia="PingFang TC"/>
+          <w:rFonts w:ascii="Arial Unicode MS" w:hAnsi="Arial Unicode MS" w:eastAsia="Arial Unicode MS"/>
           <w:b w:val="0"/>
           <w:i w:val="0"/>
           <w:color w:val="1A2340"/>
@@ -572,7 +572,7 @@
       </w:pPr>
       <w:r>
         <w:rPr>
-          <w:rFonts w:ascii="PingFang TC" w:hAnsi="PingFang TC" w:eastAsia="PingFang TC"/>
+          <w:rFonts w:ascii="Arial Unicode MS" w:hAnsi="Arial Unicode MS" w:eastAsia="Arial Unicode MS"/>
           <w:b/>
           <w:i w:val="0"/>
           <w:color w:val="5B6573"/>
@@ -582,7 +582,7 @@
       </w:r>
       <w:r>
         <w:rPr>
-          <w:rFonts w:ascii="PingFang TC" w:hAnsi="PingFang TC" w:eastAsia="PingFang TC"/>
+          <w:rFonts w:ascii="Arial Unicode MS" w:hAnsi="Arial Unicode MS" w:eastAsia="Arial Unicode MS"/>
           <w:b w:val="0"/>
           <w:i w:val="0"/>
           <w:color w:val="7B8491"/>
@@ -592,7 +592,7 @@
       </w:r>
       <w:r>
         <w:rPr>
-          <w:rFonts w:ascii="PingFang TC" w:hAnsi="PingFang TC" w:eastAsia="PingFang TC"/>
+          <w:rFonts w:ascii="Arial Unicode MS" w:hAnsi="Arial Unicode MS" w:eastAsia="Arial Unicode MS"/>
           <w:b w:val="0"/>
           <w:i w:val="0"/>
           <w:color w:val="1A2340"/>
@@ -684,7 +684,7 @@
       </w:pPr>
       <w:r>
         <w:rPr>
-          <w:rFonts w:ascii="PingFang TC" w:hAnsi="PingFang TC" w:eastAsia="PingFang TC"/>
+          <w:rFonts w:ascii="Arial Unicode MS" w:hAnsi="Arial Unicode MS" w:eastAsia="Arial Unicode MS"/>
           <w:b/>
           <w:i w:val="0"/>
           <w:color w:val="1D4ED8"/>
@@ -694,7 +694,7 @@
       </w:r>
       <w:r>
         <w:rPr>
-          <w:rFonts w:ascii="PingFang TC" w:hAnsi="PingFang TC" w:eastAsia="PingFang TC"/>
+          <w:rFonts w:ascii="Arial Unicode MS" w:hAnsi="Arial Unicode MS" w:eastAsia="Arial Unicode MS"/>
           <w:b w:val="0"/>
           <w:i w:val="0"/>
           <w:color w:val="5B6573"/>
@@ -725,7 +725,7 @@
     </w:pPr>
     <w:r>
       <w:rPr>
-        <w:rFonts w:ascii="JetBrains Mono" w:hAnsi="JetBrains Mono" w:eastAsia="PingFang TC"/>
+        <w:rFonts w:ascii="JetBrains Mono" w:hAnsi="JetBrains Mono" w:eastAsia="Arial Unicode MS"/>
         <w:b w:val="0"/>
         <w:i w:val="0"/>
         <w:color w:val="7B8491"/>
@@ -735,7 +735,7 @@
     </w:r>
     <w:r>
       <w:rPr>
-        <w:rFonts w:ascii="JetBrains Mono" w:hAnsi="JetBrains Mono" w:eastAsia="PingFang TC"/>
+        <w:rFonts w:ascii="JetBrains Mono" w:hAnsi="JetBrains Mono" w:eastAsia="Arial Unicode MS"/>
         <w:b w:val="0"/>
         <w:i w:val="0"/>
         <w:color w:val="7B8491"/>
@@ -749,7 +749,7 @@
     </w:r>
     <w:r>
       <w:rPr>
-        <w:rFonts w:ascii="JetBrains Mono" w:hAnsi="JetBrains Mono" w:eastAsia="PingFang TC"/>
+        <w:rFonts w:ascii="JetBrains Mono" w:hAnsi="JetBrains Mono" w:eastAsia="Arial Unicode MS"/>
         <w:b w:val="0"/>
         <w:i w:val="0"/>
         <w:color w:val="7B8491"/>
@@ -774,7 +774,7 @@
     </w:pPr>
     <w:r>
       <w:rPr>
-        <w:rFonts w:ascii="JetBrains Mono" w:hAnsi="JetBrains Mono" w:eastAsia="PingFang TC"/>
+        <w:rFonts w:ascii="JetBrains Mono" w:hAnsi="JetBrains Mono" w:eastAsia="Arial Unicode MS"/>
         <w:b/>
         <w:i w:val="0"/>
         <w:color w:val="7B8491"/>
@@ -784,7 +784,7 @@
     </w:r>
     <w:r>
       <w:rPr>
-        <w:rFonts w:ascii="PingFang TC" w:hAnsi="PingFang TC" w:eastAsia="PingFang TC"/>
+        <w:rFonts w:ascii="Arial Unicode MS" w:hAnsi="Arial Unicode MS" w:eastAsia="Arial Unicode MS"/>
         <w:b w:val="0"/>
         <w:i w:val="0"/>
         <w:color w:val="7B8491"/>
@@ -1164,7 +1164,7 @@
       <w:spacing w:after="100" w:line="293" w:lineRule="auto"/>
     </w:pPr>
     <w:rPr>
-      <w:rFonts w:ascii="PingFang TC" w:hAnsi="PingFang TC" w:eastAsia="PingFang TC"/>
+      <w:rFonts w:ascii="Arial Unicode MS" w:hAnsi="Arial Unicode MS" w:eastAsia="Arial Unicode MS"/>
       <w:color w:val="1A2340"/>
       <w:sz w:val="22"/>
     </w:rPr>

--- a/worksheets/W2_PlanB匿名事件卡與六句_學生版.docx
+++ b/worksheets/W2_PlanB匿名事件卡與六句_學生版.docx
@@ -452,7 +452,7 @@
           <w:color w:val="5B6573"/>
           <w:sz w:val="22"/>
         </w:rPr>
-        <w:t>逐句標綠／紅／黃。若標綠，再勾：□ 事件卡已寫　□ 六句自己補對</w:t>
+        <w:t>直接在六句上圈出要確認的字詞或片段，再逐句標綠／紅／黃；不用判斷整句來源。完成後拍照，和歷程本第 1–4 頁一起上傳 Classroom 備存。</w:t>
       </w:r>
     </w:p>
     <w:p>

--- a/worksheets/W2_PlanB匿名事件卡與六句_學生版.docx
+++ b/worksheets/W2_PlanB匿名事件卡與六句_學生版.docx
@@ -442,7 +442,41 @@
       <w:pPr>
         <w:keepNext w:val="0"/>
         <w:keepLines/>
-        <w:spacing w:before="0" w:after="40" w:line="293" w:lineRule="auto"/>
+        <w:spacing w:before="0" w:after="100" w:line="293" w:lineRule="auto"/>
+      </w:pPr>
+      <w:r>
+        <w:rPr>
+          <w:rFonts w:ascii="Arial Unicode MS" w:hAnsi="Arial Unicode MS" w:eastAsia="Arial Unicode MS"/>
+          <w:b w:val="0"/>
+          <w:i w:val="0"/>
+          <w:color w:val="1A2340"/>
+          <w:sz w:val="22"/>
+        </w:rPr>
+        <w:t>① 在本張六句上圈出要確認的字詞或片段，再逐句標綠／紅／黃。</w:t>
+      </w:r>
+    </w:p>
+    <w:p>
+      <w:pPr>
+        <w:keepNext w:val="0"/>
+        <w:keepLines/>
+        <w:spacing w:before="0" w:after="100" w:line="293" w:lineRule="auto"/>
+      </w:pPr>
+      <w:r>
+        <w:rPr>
+          <w:rFonts w:ascii="Arial Unicode MS" w:hAnsi="Arial Unicode MS" w:eastAsia="Arial Unicode MS"/>
+          <w:b w:val="0"/>
+          <w:i w:val="0"/>
+          <w:color w:val="1A2340"/>
+          <w:sz w:val="22"/>
+        </w:rPr>
+        <w:t>② 顏色與每句短依據／缺什麼，寫在歷程本第 3 頁查核表；用句號對照，不用再抄六句。圈選一列，說明你憑什麼這樣判。</w:t>
+      </w:r>
+    </w:p>
+    <w:p>
+      <w:pPr>
+        <w:keepNext w:val="0"/>
+        <w:keepLines/>
+        <w:spacing w:before="0" w:after="100" w:line="293" w:lineRule="auto"/>
       </w:pPr>
       <w:r>
         <w:rPr>
@@ -452,227 +486,9 @@
           <w:color w:val="5B6573"/>
           <w:sz w:val="22"/>
         </w:rPr>
-        <w:t>直接在六句上圈出要確認的字詞或片段，再逐句標綠／紅／黃；不用判斷整句來源。完成後拍照，和歷程本第 1–4 頁一起上傳 Classroom 備存。</w:t>
+        <w:t>③ 下課前連同歷程本第 1–6 頁備份、交回；沒有裝置由老師協助。</w:t>
       </w:r>
     </w:p>
-    <w:p>
-      <w:pPr>
-        <w:keepNext/>
-        <w:keepLines/>
-        <w:spacing w:before="20" w:after="20" w:line="293" w:lineRule="auto"/>
-      </w:pPr>
-      <w:r>
-        <w:rPr>
-          <w:rFonts w:ascii="Arial Unicode MS" w:hAnsi="Arial Unicode MS" w:eastAsia="Arial Unicode MS"/>
-          <w:b/>
-          <w:i w:val="0"/>
-          <w:color w:val="5B6573"/>
-          <w:sz w:val="22"/>
-        </w:rPr>
-        <w:t>證據</w:t>
-      </w:r>
-      <w:r>
-        <w:rPr>
-          <w:rFonts w:ascii="Arial Unicode MS" w:hAnsi="Arial Unicode MS" w:eastAsia="Arial Unicode MS"/>
-          <w:b w:val="0"/>
-          <w:i w:val="0"/>
-          <w:color w:val="7B8491"/>
-          <w:sz w:val="22"/>
-        </w:rPr>
-        <w:t xml:space="preserve">  ｜  </w:t>
-      </w:r>
-      <w:r>
-        <w:rPr>
-          <w:rFonts w:ascii="Arial Unicode MS" w:hAnsi="Arial Unicode MS" w:eastAsia="Arial Unicode MS"/>
-          <w:b w:val="0"/>
-          <w:i w:val="0"/>
-          <w:color w:val="1A2340"/>
-          <w:sz w:val="22"/>
-        </w:rPr>
-        <w:t>至少抄下一句紅色或黃色原句</w:t>
-      </w:r>
-    </w:p>
-    <w:tbl>
-      <w:tblPr>
-        <w:tblW w:type="dxa" w:w="9865"/>
-        <w:jc w:val="left"/>
-        <w:tblLayout w:type="fixed"/>
-        <w:tblLook w:firstColumn="1" w:firstRow="1" w:lastColumn="0" w:lastRow="0" w:noHBand="0" w:noVBand="1" w:val="04A0"/>
-        <w:tblInd w:type="dxa" w:w="0"/>
-      </w:tblPr>
-      <w:tblGrid>
-        <w:gridCol w:w="9865"/>
-      </w:tblGrid>
-      <w:tr>
-        <w:trPr>
-          <w:trHeight w:val="454" w:hRule="atLeast"/>
-        </w:trPr>
-        <w:tc>
-          <w:tcPr>
-            <w:tcW w:type="dxa" w:w="9865"/>
-            <w:tcMar>
-              <w:top w:w="0" w:type="dxa"/>
-              <w:start w:w="0" w:type="dxa"/>
-              <w:bottom w:w="0" w:type="dxa"/>
-              <w:end w:w="0" w:type="dxa"/>
-            </w:tcMar>
-            <w:tcBorders>
-              <w:top w:val="nil"/>
-              <w:bottom w:val="single" w:sz="5" w:space="0" w:color="CBD5E1"/>
-              <w:start w:val="nil"/>
-              <w:end w:val="nil"/>
-            </w:tcBorders>
-          </w:tcPr>
-          <w:p>
-            <w:pPr>
-              <w:spacing w:before="0" w:after="0" w:line="240" w:lineRule="auto"/>
-            </w:pPr>
-            <w:r>
-              <w:t xml:space="preserve"> </w:t>
-            </w:r>
-          </w:p>
-        </w:tc>
-      </w:tr>
-      <w:tr>
-        <w:trPr>
-          <w:trHeight w:val="454" w:hRule="atLeast"/>
-        </w:trPr>
-        <w:tc>
-          <w:tcPr>
-            <w:tcW w:type="dxa" w:w="9865"/>
-            <w:tcMar>
-              <w:top w:w="0" w:type="dxa"/>
-              <w:start w:w="0" w:type="dxa"/>
-              <w:bottom w:w="0" w:type="dxa"/>
-              <w:end w:w="0" w:type="dxa"/>
-            </w:tcMar>
-            <w:tcBorders>
-              <w:top w:val="nil"/>
-              <w:bottom w:val="single" w:sz="5" w:space="0" w:color="CBD5E1"/>
-              <w:start w:val="nil"/>
-              <w:end w:val="nil"/>
-            </w:tcBorders>
-          </w:tcPr>
-          <w:p>
-            <w:pPr>
-              <w:spacing w:before="0" w:after="20" w:line="240" w:lineRule="auto"/>
-            </w:pPr>
-            <w:r>
-              <w:t xml:space="preserve"> </w:t>
-            </w:r>
-          </w:p>
-        </w:tc>
-      </w:tr>
-    </w:tbl>
-    <w:p>
-      <w:pPr>
-        <w:keepNext/>
-        <w:keepLines/>
-        <w:spacing w:before="60" w:after="20" w:line="293" w:lineRule="auto"/>
-      </w:pPr>
-      <w:r>
-        <w:rPr>
-          <w:rFonts w:ascii="Arial Unicode MS" w:hAnsi="Arial Unicode MS" w:eastAsia="Arial Unicode MS"/>
-          <w:b/>
-          <w:i w:val="0"/>
-          <w:color w:val="5B6573"/>
-          <w:sz w:val="22"/>
-        </w:rPr>
-        <w:t>判斷</w:t>
-      </w:r>
-      <w:r>
-        <w:rPr>
-          <w:rFonts w:ascii="Arial Unicode MS" w:hAnsi="Arial Unicode MS" w:eastAsia="Arial Unicode MS"/>
-          <w:b w:val="0"/>
-          <w:i w:val="0"/>
-          <w:color w:val="7B8491"/>
-          <w:sz w:val="22"/>
-        </w:rPr>
-        <w:t xml:space="preserve">  ｜  </w:t>
-      </w:r>
-      <w:r>
-        <w:rPr>
-          <w:rFonts w:ascii="Arial Unicode MS" w:hAnsi="Arial Unicode MS" w:eastAsia="Arial Unicode MS"/>
-          <w:b w:val="0"/>
-          <w:i w:val="0"/>
-          <w:color w:val="1A2340"/>
-          <w:sz w:val="22"/>
-        </w:rPr>
-        <w:t>黃色缺什麼確認資料，或紅色憑什麼能確認沒有發生？</w:t>
-      </w:r>
-    </w:p>
-    <w:tbl>
-      <w:tblPr>
-        <w:tblW w:type="dxa" w:w="9865"/>
-        <w:jc w:val="left"/>
-        <w:tblLayout w:type="fixed"/>
-        <w:tblLook w:firstColumn="1" w:firstRow="1" w:lastColumn="0" w:lastRow="0" w:noHBand="0" w:noVBand="1" w:val="04A0"/>
-        <w:tblInd w:type="dxa" w:w="0"/>
-      </w:tblPr>
-      <w:tblGrid>
-        <w:gridCol w:w="9865"/>
-      </w:tblGrid>
-      <w:tr>
-        <w:trPr>
-          <w:trHeight w:val="454" w:hRule="atLeast"/>
-        </w:trPr>
-        <w:tc>
-          <w:tcPr>
-            <w:tcW w:type="dxa" w:w="9865"/>
-            <w:tcMar>
-              <w:top w:w="0" w:type="dxa"/>
-              <w:start w:w="0" w:type="dxa"/>
-              <w:bottom w:w="0" w:type="dxa"/>
-              <w:end w:w="0" w:type="dxa"/>
-            </w:tcMar>
-            <w:tcBorders>
-              <w:top w:val="nil"/>
-              <w:bottom w:val="single" w:sz="5" w:space="0" w:color="CBD5E1"/>
-              <w:start w:val="nil"/>
-              <w:end w:val="nil"/>
-            </w:tcBorders>
-          </w:tcPr>
-          <w:p>
-            <w:pPr>
-              <w:spacing w:before="0" w:after="0" w:line="240" w:lineRule="auto"/>
-            </w:pPr>
-            <w:r>
-              <w:t xml:space="preserve"> </w:t>
-            </w:r>
-          </w:p>
-        </w:tc>
-      </w:tr>
-      <w:tr>
-        <w:trPr>
-          <w:trHeight w:val="454" w:hRule="atLeast"/>
-        </w:trPr>
-        <w:tc>
-          <w:tcPr>
-            <w:tcW w:type="dxa" w:w="9865"/>
-            <w:tcMar>
-              <w:top w:w="0" w:type="dxa"/>
-              <w:start w:w="0" w:type="dxa"/>
-              <w:bottom w:w="0" w:type="dxa"/>
-              <w:end w:w="0" w:type="dxa"/>
-            </w:tcMar>
-            <w:tcBorders>
-              <w:top w:val="nil"/>
-              <w:bottom w:val="single" w:sz="5" w:space="0" w:color="CBD5E1"/>
-              <w:start w:val="nil"/>
-              <w:end w:val="nil"/>
-            </w:tcBorders>
-          </w:tcPr>
-          <w:p>
-            <w:pPr>
-              <w:spacing w:before="0" w:after="20" w:line="240" w:lineRule="auto"/>
-            </w:pPr>
-            <w:r>
-              <w:t xml:space="preserve"> </w:t>
-            </w:r>
-          </w:p>
-        </w:tc>
-      </w:tr>
-    </w:tbl>
     <w:p>
       <w:pPr>
         <w:keepNext w:val="0"/>
@@ -700,7 +516,7 @@
           <w:color w:val="5B6573"/>
           <w:sz w:val="22"/>
         </w:rPr>
-        <w:t>同一句可以切開查核：外在事件可能是綠色，沒有紀錄的內心想法可能是黃色。</w:t>
+        <w:t>同一句可以分開判斷；支持、直接衝突或還不能確認，都要指回事件卡的內容或缺口。</w:t>
       </w:r>
     </w:p>
     <w:sectPr>

--- a/worksheets/W2_PlanB匿名事件卡與六句_學生版.docx
+++ b/worksheets/W2_PlanB匿名事件卡與六句_學生版.docx
@@ -5,7 +5,7 @@
     <w:p>
       <w:pPr>
         <w:keepNext/>
-        <w:keepLines/>
+        <w:keepLines w:val="0"/>
         <w:pageBreakBefore w:val="0"/>
         <w:spacing w:before="0" w:after="60" w:line="293" w:lineRule="auto"/>
       </w:pPr>
@@ -23,7 +23,7 @@
     <w:p>
       <w:pPr>
         <w:keepNext/>
-        <w:keepLines/>
+        <w:keepLines w:val="0"/>
         <w:spacing w:before="0" w:after="80" w:line="252" w:lineRule="auto"/>
       </w:pPr>
       <w:r>
@@ -34,13 +34,13 @@
           <w:color w:val="1A2340"/>
           <w:sz w:val="44"/>
         </w:rPr>
-        <w:t>匿名事件卡＋配對六句</w:t>
+        <w:t>公共廣告＋配對六句</w:t>
       </w:r>
     </w:p>
     <w:p>
       <w:pPr>
-        <w:keepNext/>
-        <w:keepLines/>
+        <w:keepNext w:val="0"/>
+        <w:keepLines w:val="0"/>
         <w:spacing w:before="0" w:after="140" w:line="293" w:lineRule="auto"/>
       </w:pPr>
       <w:r>
@@ -51,117 +51,30 @@
           <w:color w:val="5B6573"/>
           <w:sz w:val="22"/>
         </w:rPr>
-        <w:t>把事件卡當作唯一事實底稿；不要猜作者沒有留下的事。</w:t>
+        <w:t>先完成本人3–4句，再看六句；這是教師編寫待查材料，不是AI實測。</w:t>
       </w:r>
     </w:p>
     <w:p>
       <w:pPr>
         <w:keepNext w:val="0"/>
-        <w:keepLines/>
-        <w:spacing w:before="0" w:after="160" w:line="293" w:lineRule="auto"/>
+        <w:keepLines w:val="0"/>
+        <w:spacing w:before="0" w:after="80" w:line="293" w:lineRule="auto"/>
       </w:pPr>
       <w:r>
         <w:rPr>
           <w:rFonts w:ascii="Arial Unicode MS" w:hAnsi="Arial Unicode MS" w:eastAsia="Arial Unicode MS"/>
           <w:b w:val="0"/>
           <w:i w:val="0"/>
-          <w:color w:val="5B6573"/>
-          <w:sz w:val="22"/>
-        </w:rPr>
-        <w:t xml:space="preserve">班級 </w:t>
-      </w:r>
-      <w:r>
-        <w:rPr>
-          <w:rFonts w:ascii="JetBrains Mono" w:hAnsi="JetBrains Mono" w:eastAsia="Arial Unicode MS"/>
-          <w:b w:val="0"/>
-          <w:i w:val="0"/>
           <w:color w:val="1A2340"/>
           <w:sz w:val="22"/>
         </w:rPr>
-        <w:t>______</w:t>
-      </w:r>
-      <w:r>
-        <w:rPr>
-          <w:rFonts w:ascii="Arial Unicode MS" w:hAnsi="Arial Unicode MS" w:eastAsia="Arial Unicode MS"/>
-          <w:b w:val="0"/>
-          <w:i w:val="0"/>
-          <w:color w:val="5B6573"/>
-          <w:sz w:val="22"/>
-        </w:rPr>
-        <w:t xml:space="preserve">　座號 </w:t>
-      </w:r>
-      <w:r>
-        <w:rPr>
-          <w:rFonts w:ascii="JetBrains Mono" w:hAnsi="JetBrains Mono" w:eastAsia="Arial Unicode MS"/>
-          <w:b w:val="0"/>
-          <w:i w:val="0"/>
-          <w:color w:val="1A2340"/>
-          <w:sz w:val="22"/>
-        </w:rPr>
-        <w:t>______</w:t>
-      </w:r>
-      <w:r>
-        <w:rPr>
-          <w:rFonts w:ascii="Arial Unicode MS" w:hAnsi="Arial Unicode MS" w:eastAsia="Arial Unicode MS"/>
-          <w:b w:val="0"/>
-          <w:i w:val="0"/>
-          <w:color w:val="5B6573"/>
-          <w:sz w:val="22"/>
-        </w:rPr>
-        <w:t xml:space="preserve">　姓名 </w:t>
-      </w:r>
-      <w:r>
-        <w:rPr>
-          <w:rFonts w:ascii="JetBrains Mono" w:hAnsi="JetBrains Mono" w:eastAsia="Arial Unicode MS"/>
-          <w:b w:val="0"/>
-          <w:i w:val="0"/>
-          <w:color w:val="1A2340"/>
-          <w:sz w:val="22"/>
-        </w:rPr>
-        <w:t>______________</w:t>
-      </w:r>
-      <w:r>
-        <w:rPr>
-          <w:rFonts w:ascii="Arial Unicode MS" w:hAnsi="Arial Unicode MS" w:eastAsia="Arial Unicode MS"/>
-          <w:b w:val="0"/>
-          <w:i w:val="0"/>
-          <w:color w:val="5B6573"/>
-          <w:sz w:val="22"/>
-        </w:rPr>
-        <w:t xml:space="preserve">　日期 </w:t>
-      </w:r>
-      <w:r>
-        <w:rPr>
-          <w:rFonts w:ascii="JetBrains Mono" w:hAnsi="JetBrains Mono" w:eastAsia="Arial Unicode MS"/>
-          <w:b w:val="0"/>
-          <w:i w:val="0"/>
-          <w:color w:val="1A2340"/>
-          <w:sz w:val="22"/>
-        </w:rPr>
-        <w:t>____ / ____ / ____</w:t>
-      </w:r>
-    </w:p>
-    <w:p>
-      <w:pPr>
-        <w:keepNext w:val="0"/>
-        <w:keepLines/>
-        <w:spacing w:before="0" w:after="60" w:line="293" w:lineRule="auto"/>
-      </w:pPr>
-      <w:r>
-        <w:rPr>
-          <w:rFonts w:ascii="Arial Unicode MS" w:hAnsi="Arial Unicode MS" w:eastAsia="Arial Unicode MS"/>
-          <w:b w:val="0"/>
-          <w:i w:val="0"/>
-          <w:color w:val="5B6573"/>
-          <w:sz w:val="22"/>
-        </w:rPr>
-        <w:t>W2 是 0 分練習；保留這份個人查核至 W5 學習關卡 1。紙本提供材料，但句意理解、顏色選擇、依據核對與最後判斷由你負責。</w:t>
+        <w:t>W2 0分練習，材料與六句成對使用；判斷仍由本人完成。</w:t>
       </w:r>
     </w:p>
     <w:p>
       <w:pPr>
         <w:keepNext/>
-        <w:keepLines/>
+        <w:keepLines w:val="0"/>
         <w:spacing w:before="60" w:after="100" w:line="293" w:lineRule="auto"/>
       </w:pPr>
       <w:r>
@@ -192,81 +105,116 @@
           <w:color w:val="1A2340"/>
           <w:sz w:val="30"/>
         </w:rPr>
-        <w:t>小 A 的上週六下午｜事實底稿</w:t>
+        <w:t>公開來源與教師摘要</w:t>
       </w:r>
     </w:p>
-    <w:tbl>
-      <w:tblPr>
-        <w:tblW w:type="dxa" w:w="9865"/>
-        <w:jc w:val="left"/>
-        <w:tblLayout w:type="fixed"/>
-        <w:tblLook w:firstColumn="1" w:firstRow="1" w:lastColumn="0" w:lastRow="0" w:noHBand="0" w:noVBand="1" w:val="04A0"/>
-        <w:tblInd w:type="dxa" w:w="0"/>
-      </w:tblPr>
-      <w:tblGrid>
-        <w:gridCol w:w="9865"/>
-      </w:tblGrid>
-      <w:tr>
-        <w:tc>
-          <w:tcPr>
-            <w:tcW w:type="dxa" w:w="9865"/>
-            <w:tcMar>
-              <w:top w:w="100" w:type="dxa"/>
-              <w:start w:w="150" w:type="dxa"/>
-              <w:bottom w:w="100" w:type="dxa"/>
-              <w:end w:w="150" w:type="dxa"/>
-            </w:tcMar>
-            <w:tcBorders>
-              <w:top w:val="nil"/>
-              <w:bottom w:val="nil"/>
-              <w:start w:val="single" w:sz="14" w:space="0" w:color="1D4ED8"/>
-              <w:end w:val="nil"/>
-            </w:tcBorders>
-            <w:shd w:val="clear" w:color="auto" w:fill="F5F7FA"/>
-            <w:vAlign w:val="center"/>
-          </w:tcPr>
-          <w:p>
-            <w:pPr>
-              <w:keepNext w:val="0"/>
-              <w:keepLines w:val="0"/>
-              <w:spacing w:before="0" w:after="0" w:line="293" w:lineRule="auto"/>
-            </w:pPr>
-            <w:r>
-              <w:rPr>
-                <w:rFonts w:ascii="Arial Unicode MS" w:hAnsi="Arial Unicode MS" w:eastAsia="Arial Unicode MS"/>
-                <w:b w:val="0"/>
-                <w:i w:val="0"/>
-                <w:color w:val="1A2340"/>
-                <w:sz w:val="22"/>
-              </w:rPr>
-              <w:t>14:30，小 A 到社區圖書館，才發現忘了帶借書證，在門口等同學幫忙刷卡。 進館後讀了兩小時，中間換過一次位子，因為冷氣太強。 16:40 離開；回家路上開始下雨，小 A 沒有帶傘。</w:t>
-            </w:r>
-          </w:p>
-        </w:tc>
-      </w:tr>
-    </w:tbl>
     <w:p>
       <w:pPr>
         <w:keepNext w:val="0"/>
-        <w:keepLines/>
-        <w:spacing w:before="40" w:after="80" w:line="293" w:lineRule="auto"/>
+        <w:keepLines w:val="0"/>
+        <w:spacing w:before="0" w:after="60" w:line="293" w:lineRule="auto"/>
       </w:pPr>
       <w:r>
         <w:rPr>
           <w:rFonts w:ascii="Arial Unicode MS" w:hAnsi="Arial Unicode MS" w:eastAsia="Arial Unicode MS"/>
-          <w:b/>
+          <w:b w:val="0"/>
           <w:i w:val="0"/>
-          <w:color w:val="1D4ED8"/>
+          <w:color w:val="1A2340"/>
+          <w:sz w:val="20"/>
+        </w:rPr>
+        <w:t>foodpanda｜一起迎向新學期 第二杯半價｜2026/8/26–9/8；2026-09-05 擷取</w:t>
+      </w:r>
+    </w:p>
+    <w:p>
+      <w:pPr>
+        <w:keepNext w:val="0"/>
+        <w:keepLines w:val="0"/>
+        <w:spacing w:before="0" w:after="60" w:line="293" w:lineRule="auto"/>
+      </w:pPr>
+      <w:r>
+        <w:rPr>
+          <w:rFonts w:ascii="Arial Unicode MS" w:hAnsi="Arial Unicode MS" w:eastAsia="Arial Unicode MS"/>
+          <w:b w:val="0"/>
+          <w:i w:val="0"/>
+          <w:color w:val="1A2340"/>
           <w:sz w:val="22"/>
         </w:rPr>
-        <w:t>確定沒有發生：沒有買任何飲料／沒有和家人通電話／沒有去便利商店。</w:t>
+        <w:t>A1｜日期與優惠 活動日期為 2026/8/26–9/8，指定飲品第二杯半價。</w:t>
+      </w:r>
+    </w:p>
+    <w:p>
+      <w:pPr>
+        <w:keepNext w:val="0"/>
+        <w:keepLines w:val="0"/>
+        <w:spacing w:before="0" w:after="60" w:line="293" w:lineRule="auto"/>
+      </w:pPr>
+      <w:r>
+        <w:rPr>
+          <w:rFonts w:ascii="Arial Unicode MS" w:hAnsi="Arial Unicode MS" w:eastAsia="Arial Unicode MS"/>
+          <w:b w:val="0"/>
+          <w:i w:val="0"/>
+          <w:color w:val="1A2340"/>
+          <w:sz w:val="22"/>
+        </w:rPr>
+        <w:t>A2｜品項與杯型 指定巧克力可可碎片星冰樂、冰焦糖奶香紅茶那堤、冰奶香臻果風味摩卡；兩杯都須大杯或以上。</w:t>
+      </w:r>
+    </w:p>
+    <w:p>
+      <w:pPr>
+        <w:keepNext w:val="0"/>
+        <w:keepLines w:val="0"/>
+        <w:spacing w:before="0" w:after="60" w:line="293" w:lineRule="auto"/>
+      </w:pPr>
+      <w:r>
+        <w:rPr>
+          <w:rFonts w:ascii="Arial Unicode MS" w:hAnsi="Arial Unicode MS" w:eastAsia="Arial Unicode MS"/>
+          <w:b w:val="0"/>
+          <w:i w:val="0"/>
+          <w:color w:val="1A2340"/>
+          <w:sz w:val="22"/>
+        </w:rPr>
+        <w:t>A3｜購買方式 適用透過 foodpanda 提供外送服務的星巴克門市；門市現場點購不適用。</w:t>
+      </w:r>
+    </w:p>
+    <w:p>
+      <w:pPr>
+        <w:keepNext w:val="0"/>
+        <w:keepLines w:val="0"/>
+        <w:spacing w:before="0" w:after="60" w:line="293" w:lineRule="auto"/>
+      </w:pPr>
+      <w:r>
+        <w:rPr>
+          <w:rFonts w:ascii="Arial Unicode MS" w:hAnsi="Arial Unicode MS" w:eastAsia="Arial Unicode MS"/>
+          <w:b w:val="0"/>
+          <w:i w:val="0"/>
+          <w:color w:val="1A2340"/>
+          <w:sz w:val="22"/>
+        </w:rPr>
+        <w:t>A4｜運費與庫存 運費依平台規定；商品依門市庫存，售完為止。</w:t>
+      </w:r>
+    </w:p>
+    <w:p>
+      <w:pPr>
+        <w:keepNext w:val="0"/>
+        <w:keepLines w:val="0"/>
+        <w:spacing w:before="0" w:after="80" w:line="293" w:lineRule="auto"/>
+      </w:pPr>
+      <w:r>
+        <w:rPr>
+          <w:rFonts w:ascii="Arial Unicode MS" w:hAnsi="Arial Unicode MS" w:eastAsia="Arial Unicode MS"/>
+          <w:b w:val="0"/>
+          <w:i w:val="0"/>
+          <w:color w:val="1A2340"/>
+          <w:sz w:val="18"/>
+        </w:rPr>
+        <w:t>https://www.starbucks.com.tw/stores/allevent/show.jspx?n=5332</w:t>
       </w:r>
     </w:p>
     <w:p>
       <w:pPr>
         <w:keepNext/>
-        <w:keepLines/>
-        <w:spacing w:before="80" w:after="100" w:line="293" w:lineRule="auto"/>
+        <w:keepLines w:val="0"/>
+        <w:spacing w:before="60" w:after="100" w:line="293" w:lineRule="auto"/>
       </w:pPr>
       <w:r>
         <w:rPr>
@@ -296,152 +244,13 @@
           <w:color w:val="1A2340"/>
           <w:sz w:val="30"/>
         </w:rPr>
-        <w:t>根據事件卡寫成的六句</w:t>
+        <w:t>教師編寫的六句待查材料</w:t>
       </w:r>
     </w:p>
     <w:p>
       <w:pPr>
         <w:keepNext w:val="0"/>
-        <w:keepLines/>
-        <w:spacing w:before="0" w:after="40" w:line="259" w:lineRule="auto"/>
-      </w:pPr>
-      <w:r>
-        <w:rPr>
-          <w:rFonts w:ascii="Arial Unicode MS" w:hAnsi="Arial Unicode MS" w:eastAsia="Arial Unicode MS"/>
-          <w:b w:val="0"/>
-          <w:i w:val="0"/>
-          <w:color w:val="1A2340"/>
-          <w:sz w:val="22"/>
-        </w:rPr>
-        <w:t>1. 下午兩點半，我到社區圖書館，才發現忘了帶借書證。</w:t>
-      </w:r>
-    </w:p>
-    <w:p>
-      <w:pPr>
-        <w:keepNext w:val="0"/>
-        <w:keepLines/>
-        <w:spacing w:before="0" w:after="40" w:line="259" w:lineRule="auto"/>
-      </w:pPr>
-      <w:r>
-        <w:rPr>
-          <w:rFonts w:ascii="Arial Unicode MS" w:hAnsi="Arial Unicode MS" w:eastAsia="Arial Unicode MS"/>
-          <w:b w:val="0"/>
-          <w:i w:val="0"/>
-          <w:color w:val="1A2340"/>
-          <w:sz w:val="22"/>
-        </w:rPr>
-        <w:t>2. 我在門口等同學幫忙刷卡，進館後讀了大約兩小時。</w:t>
-      </w:r>
-    </w:p>
-    <w:p>
-      <w:pPr>
-        <w:keepNext w:val="0"/>
-        <w:keepLines/>
-        <w:spacing w:before="0" w:after="40" w:line="259" w:lineRule="auto"/>
-      </w:pPr>
-      <w:r>
-        <w:rPr>
-          <w:rFonts w:ascii="Arial Unicode MS" w:hAnsi="Arial Unicode MS" w:eastAsia="Arial Unicode MS"/>
-          <w:b w:val="0"/>
-          <w:i w:val="0"/>
-          <w:color w:val="1A2340"/>
-          <w:sz w:val="22"/>
-        </w:rPr>
-        <w:t>3. 冷氣太強，我中途換過一次位子，才繼續把書看完。</w:t>
-      </w:r>
-    </w:p>
-    <w:p>
-      <w:pPr>
-        <w:keepNext w:val="0"/>
-        <w:keepLines/>
-        <w:spacing w:before="0" w:after="40" w:line="259" w:lineRule="auto"/>
-      </w:pPr>
-      <w:r>
-        <w:rPr>
-          <w:rFonts w:ascii="Arial Unicode MS" w:hAnsi="Arial Unicode MS" w:eastAsia="Arial Unicode MS"/>
-          <w:b w:val="0"/>
-          <w:i w:val="0"/>
-          <w:color w:val="1A2340"/>
-          <w:sz w:val="22"/>
-        </w:rPr>
-        <w:t>4. 等在門口時，我很怕同學覺得我做事總是丟三落四。</w:t>
-      </w:r>
-    </w:p>
-    <w:p>
-      <w:pPr>
-        <w:keepNext w:val="0"/>
-        <w:keepLines/>
-        <w:spacing w:before="0" w:after="40" w:line="259" w:lineRule="auto"/>
-      </w:pPr>
-      <w:r>
-        <w:rPr>
-          <w:rFonts w:ascii="Arial Unicode MS" w:hAnsi="Arial Unicode MS" w:eastAsia="Arial Unicode MS"/>
-          <w:b w:val="0"/>
-          <w:i w:val="0"/>
-          <w:color w:val="1A2340"/>
-          <w:sz w:val="22"/>
-        </w:rPr>
-        <w:t>5. 離開前我去便利商店買了熱飲，想讓自己暖一點。</w:t>
-      </w:r>
-    </w:p>
-    <w:p>
-      <w:pPr>
-        <w:keepNext w:val="0"/>
-        <w:keepLines/>
-        <w:spacing w:before="0" w:after="40" w:line="259" w:lineRule="auto"/>
-      </w:pPr>
-      <w:r>
-        <w:rPr>
-          <w:rFonts w:ascii="Arial Unicode MS" w:hAnsi="Arial Unicode MS" w:eastAsia="Arial Unicode MS"/>
-          <w:b w:val="0"/>
-          <w:i w:val="0"/>
-          <w:color w:val="1A2340"/>
-          <w:sz w:val="22"/>
-        </w:rPr>
-        <w:t>6. 回家路上下起雨，我沒帶傘，心裡覺得今天特別倒楣。</w:t>
-      </w:r>
-    </w:p>
-    <w:p>
-      <w:pPr>
-        <w:keepNext/>
-        <w:keepLines/>
-        <w:spacing w:before="100" w:after="100" w:line="293" w:lineRule="auto"/>
-      </w:pPr>
-      <w:r>
-        <w:rPr>
-          <w:rFonts w:ascii="JetBrains Mono" w:hAnsi="JetBrains Mono" w:eastAsia="Arial Unicode MS"/>
-          <w:b/>
-          <w:i w:val="0"/>
-          <w:color w:val="1D4ED8"/>
-          <w:sz w:val="30"/>
-        </w:rPr>
-        <w:t>C</w:t>
-      </w:r>
-      <w:r>
-        <w:rPr>
-          <w:rFonts w:ascii="Arial Unicode MS" w:hAnsi="Arial Unicode MS" w:eastAsia="Arial Unicode MS"/>
-          <w:b w:val="0"/>
-          <w:i w:val="0"/>
-          <w:color w:val="1D4ED8"/>
-          <w:sz w:val="30"/>
-        </w:rPr>
-        <w:t xml:space="preserve">  </w:t>
-      </w:r>
-      <w:r>
-        <w:rPr>
-          <w:rFonts w:ascii="Arial Unicode MS" w:hAnsi="Arial Unicode MS" w:eastAsia="Arial Unicode MS"/>
-          <w:b/>
-          <w:i w:val="0"/>
-          <w:color w:val="1A2340"/>
-          <w:sz w:val="30"/>
-        </w:rPr>
-        <w:t>你的查核</w:t>
-      </w:r>
-    </w:p>
-    <w:p>
-      <w:pPr>
-        <w:keepNext w:val="0"/>
-        <w:keepLines/>
+        <w:keepLines w:val="0"/>
         <w:spacing w:before="0" w:after="100" w:line="293" w:lineRule="auto"/>
       </w:pPr>
       <w:r>
@@ -452,13 +261,13 @@
           <w:color w:val="1A2340"/>
           <w:sz w:val="22"/>
         </w:rPr>
-        <w:t>① 在本張六句上圈出要確認的字詞或片段，再逐句標綠／紅／黃。</w:t>
+        <w:t>1. 官網列出一項 foodpanda 外送的第二杯半價活動。</w:t>
       </w:r>
     </w:p>
     <w:p>
       <w:pPr>
         <w:keepNext w:val="0"/>
-        <w:keepLines/>
+        <w:keepLines w:val="0"/>
         <w:spacing w:before="0" w:after="100" w:line="293" w:lineRule="auto"/>
       </w:pPr>
       <w:r>
@@ -469,13 +278,13 @@
           <w:color w:val="1A2340"/>
           <w:sz w:val="22"/>
         </w:rPr>
-        <w:t>② 顏色與每句短依據／缺什麼，寫在歷程本第 3 頁查核表；用句號對照，不用再抄六句。圈選一列，說明你憑什麼這樣判。</w:t>
+        <w:t>2. 活動的指定飲品，中杯也可以參加。</w:t>
       </w:r>
     </w:p>
     <w:p>
       <w:pPr>
         <w:keepNext w:val="0"/>
-        <w:keepLines/>
+        <w:keepLines w:val="0"/>
         <w:spacing w:before="0" w:after="100" w:line="293" w:lineRule="auto"/>
       </w:pPr>
       <w:r>
@@ -483,40 +292,78 @@
           <w:rFonts w:ascii="Arial Unicode MS" w:hAnsi="Arial Unicode MS" w:eastAsia="Arial Unicode MS"/>
           <w:b w:val="0"/>
           <w:i w:val="0"/>
-          <w:color w:val="5B6573"/>
+          <w:color w:val="1A2340"/>
           <w:sz w:val="22"/>
         </w:rPr>
-        <w:t>③ 下課前連同歷程本第 1–6 頁備份、交回；沒有裝置由老師協助。</w:t>
+        <w:t>3. 到星巴克門市現場點購，同樣可用這項優惠。</w:t>
       </w:r>
     </w:p>
     <w:p>
       <w:pPr>
         <w:keepNext w:val="0"/>
-        <w:keepLines/>
-        <w:spacing w:before="60" w:after="0" w:line="293" w:lineRule="auto"/>
-        <w:pBdr>
-          <w:left w:val="single" w:sz="10" w:space="5" w:color="1D4ED8"/>
-        </w:pBdr>
+        <w:keepLines w:val="0"/>
+        <w:spacing w:before="0" w:after="100" w:line="293" w:lineRule="auto"/>
       </w:pPr>
-      <w:r>
-        <w:rPr>
-          <w:rFonts w:ascii="Arial Unicode MS" w:hAnsi="Arial Unicode MS" w:eastAsia="Arial Unicode MS"/>
-          <w:b/>
-          <w:i w:val="0"/>
-          <w:color w:val="1D4ED8"/>
-          <w:sz w:val="22"/>
-        </w:rPr>
-        <w:t xml:space="preserve">提醒　</w:t>
-      </w:r>
       <w:r>
         <w:rPr>
           <w:rFonts w:ascii="Arial Unicode MS" w:hAnsi="Arial Unicode MS" w:eastAsia="Arial Unicode MS"/>
           <w:b w:val="0"/>
           <w:i w:val="0"/>
-          <w:color w:val="5B6573"/>
+          <w:color w:val="1A2340"/>
           <w:sz w:val="22"/>
         </w:rPr>
-        <w:t>同一句可以分開判斷；支持、直接衝突或還不能確認，都要指回事件卡的內容或缺口。</w:t>
+        <w:t>4. 用這個優惠叫外送，這筆訂單不用付運費。</w:t>
+      </w:r>
+    </w:p>
+    <w:p>
+      <w:pPr>
+        <w:keepNext w:val="0"/>
+        <w:keepLines w:val="0"/>
+        <w:spacing w:before="0" w:after="100" w:line="293" w:lineRule="auto"/>
+      </w:pPr>
+      <w:r>
+        <w:rPr>
+          <w:rFonts w:ascii="Arial Unicode MS" w:hAnsi="Arial Unicode MS" w:eastAsia="Arial Unicode MS"/>
+          <w:b w:val="0"/>
+          <w:i w:val="0"/>
+          <w:color w:val="1A2340"/>
+          <w:sz w:val="22"/>
+        </w:rPr>
+        <w:t>5. 9月5日下午，附近某家門市還剩十杯指定飲品。</w:t>
+      </w:r>
+    </w:p>
+    <w:p>
+      <w:pPr>
+        <w:keepNext w:val="0"/>
+        <w:keepLines w:val="0"/>
+        <w:spacing w:before="0" w:after="100" w:line="293" w:lineRule="auto"/>
+      </w:pPr>
+      <w:r>
+        <w:rPr>
+          <w:rFonts w:ascii="Arial Unicode MS" w:hAnsi="Arial Unicode MS" w:eastAsia="Arial Unicode MS"/>
+          <w:b w:val="0"/>
+          <w:i w:val="0"/>
+          <w:color w:val="1A2340"/>
+          <w:sz w:val="22"/>
+        </w:rPr>
+        <w:t>6. 官網列的這項活動日期為8月26日至9月8日。</w:t>
+      </w:r>
+    </w:p>
+    <w:p>
+      <w:pPr>
+        <w:keepNext w:val="0"/>
+        <w:keepLines w:val="0"/>
+        <w:spacing w:before="0" w:after="0" w:line="293" w:lineRule="auto"/>
+      </w:pPr>
+      <w:r>
+        <w:rPr>
+          <w:rFonts w:ascii="Arial Unicode MS" w:hAnsi="Arial Unicode MS" w:eastAsia="Arial Unicode MS"/>
+          <w:b w:val="0"/>
+          <w:i w:val="0"/>
+          <w:color w:val="1A2340"/>
+          <w:sz w:val="22"/>
+        </w:rPr>
+        <w:t>在六句圈短語，逐句顏色與短依據留主本3頁；不用重抄。本1–6頁與六句一起備份後交回。沒有裝置由老師協助。</w:t>
       </w:r>
     </w:p>
     <w:sectPr>

--- a/worksheets/W2_PlanB匿名事件卡與六句_學生版.docx
+++ b/worksheets/W2_PlanB匿名事件卡與六句_學生版.docx
@@ -34,7 +34,7 @@
           <w:color w:val="1A2340"/>
           <w:sz w:val="44"/>
         </w:rPr>
-        <w:t>公共廣告＋配對六句</w:t>
+        <w:t>廣告摘要＋備用六句</w:t>
       </w:r>
     </w:p>
     <w:p>
@@ -51,7 +51,7 @@
           <w:color w:val="5B6573"/>
           <w:sz w:val="22"/>
         </w:rPr>
-        <w:t>先完成本人3–4句，再看六句；這是教師編寫待查材料，不是AI實測。</w:t>
+        <w:t>先自己寫3–4句，再看備用六句；六句由老師編寫，不是AI的實際回答。</w:t>
       </w:r>
     </w:p>
     <w:p>
@@ -68,7 +68,7 @@
           <w:color w:val="1A2340"/>
           <w:sz w:val="22"/>
         </w:rPr>
-        <w:t>W2 0分練習，材料與六句成對使用；判斷仍由本人完成。</w:t>
+        <w:t>本練習不計分。回歷程本第 2 頁官網原文，找依據、查六句。</w:t>
       </w:r>
     </w:p>
     <w:p>
@@ -105,7 +105,7 @@
           <w:color w:val="1A2340"/>
           <w:sz w:val="30"/>
         </w:rPr>
-        <w:t>公開來源與教師摘要</w:t>
+        <w:t>廣告來源與老師整理的重點</w:t>
       </w:r>
     </w:p>
     <w:p>
@@ -244,7 +244,7 @@
           <w:color w:val="1A2340"/>
           <w:sz w:val="30"/>
         </w:rPr>
-        <w:t>教師編寫的六句待查材料</w:t>
+        <w:t>老師編的六句練習句</w:t>
       </w:r>
     </w:p>
     <w:p>
@@ -363,7 +363,7 @@
           <w:color w:val="1A2340"/>
           <w:sz w:val="22"/>
         </w:rPr>
-        <w:t>在六句圈短語，逐句顏色與短依據留主本3頁；不用重抄。本1–6頁與六句一起備份後交回。沒有裝置由老師協助。</w:t>
+        <w:t>圈出六句中要查的字詞，在歷程本第4頁寫每句的顏色與依據，不用重抄。將六句與歷程本第1、3–6頁拍照上傳，再交回整本；沒有裝置由老師協助。</w:t>
       </w:r>
     </w:p>
     <w:sectPr>
